--- a/generador/plantillas/13_Acta_entrega_area_control.docx
+++ b/generador/plantillas/13_Acta_entrega_area_control.docx
@@ -53,30 +53,14 @@
           <w:szCs w:val="20"/>
         </w:rPr>
       </w:pPr>
-      <w:sdt>
-        <w:sdtPr>
-          <w:rPr>
-            <w:rFonts w:ascii="Titillium Web" w:hAnsi="Titillium Web"/>
-            <w:sz w:val="20"/>
-            <w:szCs w:val="20"/>
-          </w:rPr>
-          <w:id w:val="1514343895"/>
-          <w:comboBox>
-            <w:listItem w:displayText="El producto" w:value="El producto"/>
-            <w:listItem w:displayText="Los productos" w:value="Los productos"/>
-          </w:comboBox>
-        </w:sdtPr>
-        <w:sdtContent>
-          <w:r>
-            <w:rPr>
-              <w:rFonts w:ascii="Titillium Web" w:hAnsi="Titillium Web"/>
-              <w:sz w:val="20"/>
-              <w:szCs w:val="20"/>
-            </w:rPr>
-            <w:t>El/Los producto/s</w:t>
-          </w:r>
-        </w:sdtContent>
-      </w:sdt>
+      <w:r>
+        <w:rPr>
+          <w:rFonts w:ascii="Titillium Web" w:hAnsi="Titillium Web"/>
+          <w:sz w:val="20"/>
+          <w:szCs w:val="20"/>
+        </w:rPr>
+        <w:t xml:space="preserve">{ElLosProducto}</w:t>
+      </w:r>
       <w:r>
         <w:rPr>
           <w:rFonts w:ascii="Titillium Web" w:hAnsi="Titillium Web"/>
@@ -85,31 +69,14 @@
         </w:rPr>
         <w:t xml:space="preserve"> que a continuación se </w:t>
       </w:r>
-      <w:sdt>
-        <w:sdtPr>
-          <w:rPr>
-            <w:rFonts w:ascii="Titillium Web" w:hAnsi="Titillium Web"/>
-            <w:sz w:val="20"/>
-            <w:szCs w:val="20"/>
-          </w:rPr>
-          <w:id w:val="-1038362113"/>
-          <w:temporary/>
-          <w:comboBox>
-            <w:listItem w:displayText="describe" w:value="describe"/>
-            <w:listItem w:displayText="describen" w:value="describen"/>
-          </w:comboBox>
-        </w:sdtPr>
-        <w:sdtContent>
-          <w:r>
-            <w:rPr>
-              <w:rFonts w:ascii="Titillium Web" w:hAnsi="Titillium Web"/>
-              <w:sz w:val="20"/>
-              <w:szCs w:val="20"/>
-            </w:rPr>
-            <w:t>describe/n</w:t>
-          </w:r>
-        </w:sdtContent>
-      </w:sdt>
+      <w:r>
+        <w:rPr>
+          <w:rFonts w:ascii="Titillium Web" w:hAnsi="Titillium Web"/>
+          <w:sz w:val="20"/>
+          <w:szCs w:val="20"/>
+        </w:rPr>
+        <w:t xml:space="preserve">{describeDescriben}</w:t>
+      </w:r>
       <w:r>
         <w:rPr>
           <w:rFonts w:ascii="Titillium Web" w:hAnsi="Titillium Web"/>
@@ -118,31 +85,14 @@
         </w:rPr>
         <w:t xml:space="preserve">, objeto de la presente Acta Entrega </w:t>
       </w:r>
-      <w:sdt>
-        <w:sdtPr>
-          <w:rPr>
-            <w:rFonts w:ascii="Titillium Web" w:hAnsi="Titillium Web"/>
-            <w:sz w:val="20"/>
-            <w:szCs w:val="20"/>
-          </w:rPr>
-          <w:id w:val="-950318991"/>
-          <w:temporary/>
-          <w:comboBox>
-            <w:listItem w:displayText="cumple" w:value="cumple"/>
-            <w:listItem w:displayText="cumplen" w:value="cumplen"/>
-          </w:comboBox>
-        </w:sdtPr>
-        <w:sdtContent>
-          <w:r>
-            <w:rPr>
-              <w:rFonts w:ascii="Titillium Web" w:hAnsi="Titillium Web"/>
-              <w:sz w:val="20"/>
-              <w:szCs w:val="20"/>
-            </w:rPr>
-            <w:t>cumple/n</w:t>
-          </w:r>
-        </w:sdtContent>
-      </w:sdt>
+      <w:r>
+        <w:rPr>
+          <w:rFonts w:ascii="Titillium Web" w:hAnsi="Titillium Web"/>
+          <w:sz w:val="20"/>
+          <w:szCs w:val="20"/>
+        </w:rPr>
+        <w:t xml:space="preserve">{cumpleCumplen}</w:t>
+      </w:r>
       <w:r>
         <w:rPr>
           <w:rFonts w:ascii="Titillium Web" w:hAnsi="Titillium Web"/>
@@ -548,31 +498,14 @@
         </w:rPr>
         <w:t xml:space="preserve">y uso </w:t>
       </w:r>
-      <w:sdt>
-        <w:sdtPr>
-          <w:rPr>
-            <w:rFonts w:ascii="Titillium Web" w:hAnsi="Titillium Web"/>
-            <w:sz w:val="20"/>
-            <w:szCs w:val="20"/>
-          </w:rPr>
-          <w:id w:val="1097521064"/>
-          <w:temporary/>
-          <w:comboBox>
-            <w:listItem w:displayText="del bien" w:value="del bien"/>
-            <w:listItem w:displayText="de los bienes" w:value="de los bienes"/>
-          </w:comboBox>
-        </w:sdtPr>
-        <w:sdtContent>
-          <w:r>
-            <w:rPr>
-              <w:rFonts w:ascii="Titillium Web" w:hAnsi="Titillium Web"/>
-              <w:sz w:val="20"/>
-              <w:szCs w:val="20"/>
-            </w:rPr>
-            <w:t>del/los bien/es</w:t>
-          </w:r>
-        </w:sdtContent>
-      </w:sdt>
+      <w:r>
+        <w:rPr>
+          <w:rFonts w:ascii="Titillium Web" w:hAnsi="Titillium Web"/>
+          <w:sz w:val="20"/>
+          <w:szCs w:val="20"/>
+        </w:rPr>
+        <w:t xml:space="preserve">{delDeLosBien}</w:t>
+      </w:r>
       <w:r>
         <w:rPr>
           <w:rFonts w:ascii="Titillium Web" w:hAnsi="Titillium Web"/>
@@ -641,31 +574,14 @@
         </w:rPr>
         <w:t xml:space="preserve">mal uso o negligencia en el manejo </w:t>
       </w:r>
-      <w:sdt>
-        <w:sdtPr>
-          <w:rPr>
-            <w:rFonts w:ascii="Titillium Web" w:hAnsi="Titillium Web"/>
-            <w:sz w:val="20"/>
-            <w:szCs w:val="20"/>
-          </w:rPr>
-          <w:id w:val="-1878453854"/>
-          <w:temporary/>
-          <w:comboBox>
-            <w:listItem w:displayText="del bien" w:value="del bien"/>
-            <w:listItem w:displayText="de los bienes" w:value="de los bienes"/>
-          </w:comboBox>
-        </w:sdtPr>
-        <w:sdtContent>
-          <w:r>
-            <w:rPr>
-              <w:rFonts w:ascii="Titillium Web" w:hAnsi="Titillium Web"/>
-              <w:sz w:val="20"/>
-              <w:szCs w:val="20"/>
-            </w:rPr>
-            <w:t>del/los bien/es</w:t>
-          </w:r>
-        </w:sdtContent>
-      </w:sdt>
+      <w:r>
+        <w:rPr>
+          <w:rFonts w:ascii="Titillium Web" w:hAnsi="Titillium Web"/>
+          <w:sz w:val="20"/>
+          <w:szCs w:val="20"/>
+        </w:rPr>
+        <w:t xml:space="preserve">{delDeLosBien}</w:t>
+      </w:r>
       <w:r>
         <w:rPr>
           <w:rFonts w:ascii="Titillium Web" w:hAnsi="Titillium Web"/>
@@ -901,33 +817,15 @@
                 <w:szCs w:val="20"/>
               </w:rPr>
             </w:pPr>
-            <w:sdt>
-              <w:sdtPr>
-                <w:rPr>
-                  <w:rFonts w:ascii="Titillium Web" w:hAnsi="Titillium Web"/>
-                  <w:bCs/>
-                  <w:sz w:val="20"/>
-                  <w:szCs w:val="20"/>
-                </w:rPr>
-                <w:id w:val="1425534126"/>
-                <w:temporary/>
-                <w:comboBox>
-                  <w:listItem w:displayText="Administrador" w:value="Administrador"/>
-                  <w:listItem w:displayText="Administradora" w:value="Administradora"/>
-                </w:comboBox>
-              </w:sdtPr>
-              <w:sdtContent>
-                <w:r>
-                  <w:rPr>
-                    <w:rFonts w:ascii="Titillium Web" w:hAnsi="Titillium Web"/>
-                    <w:bCs/>
-                    <w:sz w:val="20"/>
-                    <w:szCs w:val="20"/>
-                  </w:rPr>
-                  <w:t>Administrador/a</w:t>
-                </w:r>
-              </w:sdtContent>
-            </w:sdt>
+            <w:r>
+              <w:rPr>
+                <w:rFonts w:ascii="Titillium Web" w:hAnsi="Titillium Web"/>
+                <w:bCs/>
+                <w:sz w:val="20"/>
+                <w:szCs w:val="20"/>
+              </w:rPr>
+              <w:t xml:space="preserve">{AdministradoraAP}</w:t>
+            </w:r>
             <w:r>
               <w:rPr>
                 <w:rFonts w:ascii="Titillium Web" w:eastAsia="Arial" w:hAnsi="Titillium Web" w:cs="Arial"/>
@@ -1006,41 +904,14 @@
               <w:t>{ac}</w:t>
             </w:r>
           </w:p>
-          <w:sdt>
-            <w:sdtPr>
-              <w:rPr>
-                <w:rFonts w:ascii="Titillium Web" w:eastAsia="Arial" w:hAnsi="Titillium Web" w:cs="Arial"/>
-                <w:sz w:val="20"/>
-                <w:szCs w:val="20"/>
-              </w:rPr>
-              <w:id w:val="1674922126"/>
-              <w:temporary/>
-              <w:comboBox>
-                <w:listItem w:displayText="Administrador contador" w:value="Administrador contador"/>
-                <w:listItem w:displayText="Administradora contadora" w:value="Administradora contadora"/>
-              </w:comboBox>
-            </w:sdtPr>
-            <w:sdtContent>
-              <w:p>
-                <w:pPr>
-                  <w:jc w:val="center"/>
-                  <w:rPr>
-                    <w:rFonts w:ascii="Titillium Web" w:eastAsia="Arial" w:hAnsi="Titillium Web" w:cs="Arial"/>
-                    <w:sz w:val="20"/>
-                    <w:szCs w:val="20"/>
-                  </w:rPr>
-                </w:pPr>
-                <w:r>
-                  <w:rPr>
-                    <w:rFonts w:ascii="Titillium Web" w:eastAsia="Arial" w:hAnsi="Titillium Web" w:cs="Arial"/>
-                    <w:sz w:val="20"/>
-                    <w:szCs w:val="20"/>
-                  </w:rPr>
-                  <w:t>Administrador/a contador/a</w:t>
-                </w:r>
-              </w:p>
-            </w:sdtContent>
-          </w:sdt>
+          <w:r>
+            <w:rPr>
+              <w:rFonts w:ascii="Titillium Web" w:eastAsia="Arial" w:hAnsi="Titillium Web" w:cs="Arial"/>
+              <w:sz w:val="20"/>
+              <w:szCs w:val="20"/>
+            </w:rPr>
+            <w:t xml:space="preserve">{AdminContador}</w:t>
+          </w:r>
           <w:p>
             <w:pPr>
               <w:jc w:val="center"/>

--- a/generador/plantillas/13_Acta_entrega_area_control.docx
+++ b/generador/plantillas/13_Acta_entrega_area_control.docx
@@ -904,14 +904,24 @@
               <w:t>{ac}</w:t>
             </w:r>
           </w:p>
-          <w:r>
-            <w:rPr>
-              <w:rFonts w:ascii="Titillium Web" w:eastAsia="Arial" w:hAnsi="Titillium Web" w:cs="Arial"/>
-              <w:sz w:val="20"/>
-              <w:szCs w:val="20"/>
-            </w:rPr>
-            <w:t xml:space="preserve">{AdminContador}</w:t>
-          </w:r>
+          <w:p>
+            <w:pPr>
+              <w:jc w:val="center"/>
+              <w:rPr>
+                <w:rFonts w:ascii="Titillium Web" w:eastAsia="Arial" w:hAnsi="Titillium Web" w:cs="Arial"/>
+                <w:sz w:val="20"/>
+                <w:szCs w:val="20"/>
+              </w:rPr>
+            </w:pPr>
+            <w:r>
+              <w:rPr>
+                <w:rFonts w:ascii="Titillium Web" w:eastAsia="Arial" w:hAnsi="Titillium Web" w:cs="Arial"/>
+                <w:sz w:val="20"/>
+                <w:szCs w:val="20"/>
+              </w:rPr>
+              <w:t xml:space="preserve">{AdminContador}</w:t>
+            </w:r>
+          </w:p>
           <w:p>
             <w:pPr>
               <w:jc w:val="center"/>

--- a/generador/plantillas/13_Acta_entrega_area_control.docx
+++ b/generador/plantillas/13_Acta_entrega_area_control.docx
@@ -59,47 +59,7 @@
           <w:sz w:val="20"/>
           <w:szCs w:val="20"/>
         </w:rPr>
-        <w:t xml:space="preserve">{ElLosProducto}</w:t>
-      </w:r>
-      <w:r>
-        <w:rPr>
-          <w:rFonts w:ascii="Titillium Web" w:hAnsi="Titillium Web"/>
-          <w:sz w:val="20"/>
-          <w:szCs w:val="20"/>
-        </w:rPr>
-        <w:t xml:space="preserve"> que a continuación se </w:t>
-      </w:r>
-      <w:r>
-        <w:rPr>
-          <w:rFonts w:ascii="Titillium Web" w:hAnsi="Titillium Web"/>
-          <w:sz w:val="20"/>
-          <w:szCs w:val="20"/>
-        </w:rPr>
-        <w:t xml:space="preserve">{describeDescriben}</w:t>
-      </w:r>
-      <w:r>
-        <w:rPr>
-          <w:rFonts w:ascii="Titillium Web" w:hAnsi="Titillium Web"/>
-          <w:sz w:val="20"/>
-          <w:szCs w:val="20"/>
-        </w:rPr>
-        <w:t xml:space="preserve">, objeto de la presente Acta Entrega </w:t>
-      </w:r>
-      <w:r>
-        <w:rPr>
-          <w:rFonts w:ascii="Titillium Web" w:hAnsi="Titillium Web"/>
-          <w:sz w:val="20"/>
-          <w:szCs w:val="20"/>
-        </w:rPr>
-        <w:t xml:space="preserve">{cumpleCumplen}</w:t>
-      </w:r>
-      <w:r>
-        <w:rPr>
-          <w:rFonts w:ascii="Titillium Web" w:hAnsi="Titillium Web"/>
-          <w:sz w:val="20"/>
-          <w:szCs w:val="20"/>
-        </w:rPr>
-        <w:t xml:space="preserve"> </w:t>
+        <w:t xml:space="preserve">{ElLosProducto} que a continuación se {describeDescriben}, objeto de la presente Acta Entrega {cumpleCumplen} </w:t>
       </w:r>
       <w:r>
         <w:rPr>
@@ -448,7 +408,39 @@
           <w:sz w:val="20"/>
           <w:szCs w:val="20"/>
         </w:rPr>
-        <w:t xml:space="preserve">Por medio del presente documento se deja constancia de la entrega por parte del Fondo de Inversión Ambiental Sostenible al área protegida </w:t>
+        <w:t xml:space="preserve">Por medio del presente documento se deja constancia de la entrega por parte del Fondo de Inversión Ambiental Sostenible </w:t>
+      </w:r>
+      <w:r>
+        <w:rPr>
+          <w:rFonts w:ascii="Titillium Web" w:hAnsi="Titillium Web"/>
+          <w:sz w:val="20"/>
+          <w:szCs w:val="20"/>
+        </w:rPr>
+        <w:t>{allaadministradorAP}</w:t>
+      </w:r>
+      <w:r>
+        <w:rPr>
+          <w:rFonts w:ascii="Titillium Web" w:hAnsi="Titillium Web"/>
+          <w:sz w:val="20"/>
+          <w:szCs w:val="20"/>
+        </w:rPr>
+        <w:t xml:space="preserve"> </w:t>
+      </w:r>
+      <w:r>
+        <w:rPr>
+          <w:rFonts w:ascii="Titillium Web" w:hAnsi="Titillium Web"/>
+          <w:sz w:val="20"/>
+          <w:szCs w:val="20"/>
+        </w:rPr>
+        <w:t>{dellaAP}</w:t>
+      </w:r>
+      <w:r>
+        <w:rPr>
+          <w:rFonts w:ascii="Titillium Web" w:hAnsi="Titillium Web"/>
+          <w:sz w:val="20"/>
+          <w:szCs w:val="20"/>
+        </w:rPr>
+        <w:t xml:space="preserve"> </w:t>
       </w:r>
       <w:r>
         <w:rPr>
@@ -464,6 +456,30 @@
           <w:sz w:val="20"/>
           <w:szCs w:val="20"/>
         </w:rPr>
+        <w:t xml:space="preserve"> por parte del </w:t>
+      </w:r>
+      <w:r>
+        <w:rPr>
+          <w:rFonts w:ascii="Titillium Web" w:hAnsi="Titillium Web"/>
+          <w:sz w:val="20"/>
+          <w:szCs w:val="20"/>
+        </w:rPr>
+        <w:t>Ministerio del Ambiente y Energía</w:t>
+      </w:r>
+      <w:r>
+        <w:rPr>
+          <w:rFonts w:ascii="Titillium Web" w:hAnsi="Titillium Web"/>
+          <w:sz w:val="20"/>
+          <w:szCs w:val="20"/>
+        </w:rPr>
+        <w:t xml:space="preserve"> (MAE)</w:t>
+      </w:r>
+      <w:r>
+        <w:rPr>
+          <w:rFonts w:ascii="Titillium Web" w:hAnsi="Titillium Web"/>
+          <w:sz w:val="20"/>
+          <w:szCs w:val="20"/>
+        </w:rPr>
         <w:t xml:space="preserve">, </w:t>
       </w:r>
       <w:r>
@@ -472,39 +488,31 @@
           <w:sz w:val="20"/>
           <w:szCs w:val="20"/>
         </w:rPr>
-        <w:t>por lo tanto, esta última asume total responsabilidad de la custodia, manejo</w:t>
-      </w:r>
-      <w:r>
-        <w:rPr>
-          <w:rFonts w:ascii="Titillium Web" w:hAnsi="Titillium Web"/>
-          <w:sz w:val="20"/>
-          <w:szCs w:val="20"/>
-        </w:rPr>
-        <w:t>,</w:t>
-      </w:r>
-      <w:r>
-        <w:rPr>
-          <w:rFonts w:ascii="Titillium Web" w:hAnsi="Titillium Web"/>
-          <w:sz w:val="20"/>
-          <w:szCs w:val="20"/>
-        </w:rPr>
-        <w:t xml:space="preserve"> cuidado </w:t>
-      </w:r>
-      <w:r>
-        <w:rPr>
-          <w:rFonts w:ascii="Titillium Web" w:hAnsi="Titillium Web"/>
-          <w:sz w:val="20"/>
-          <w:szCs w:val="20"/>
-        </w:rPr>
-        <w:t xml:space="preserve">y uso </w:t>
-      </w:r>
-      <w:r>
-        <w:rPr>
-          <w:rFonts w:ascii="Titillium Web" w:hAnsi="Titillium Web"/>
-          <w:sz w:val="20"/>
-          <w:szCs w:val="20"/>
-        </w:rPr>
-        <w:t xml:space="preserve">{delDeLosBien}</w:t>
+        <w:t>por lo tanto, esta última asume total responsabilidad de</w:t>
+      </w:r>
+      <w:r>
+        <w:rPr>
+          <w:rFonts w:ascii="Titillium Web" w:hAnsi="Titillium Web"/>
+          <w:sz w:val="20"/>
+          <w:szCs w:val="20"/>
+        </w:rPr>
+        <w:t>l</w:t>
+      </w:r>
+      <w:r>
+        <w:rPr>
+          <w:rFonts w:ascii="Titillium Web" w:hAnsi="Titillium Web"/>
+          <w:sz w:val="20"/>
+          <w:szCs w:val="20"/>
+        </w:rPr>
+        <w:t xml:space="preserve"> uso </w:t>
+      </w:r>
+      <w:r>
+        <w:rPr>
+          <w:rFonts w:ascii="Titillium Web" w:hAnsi="Titillium Web"/>
+          <w:sz w:val="20"/>
+          <w:szCs w:val="20"/>
+        </w:rPr>
+        <w:t>{delDeLosBien}</w:t>
       </w:r>
       <w:r>
         <w:rPr>
@@ -528,92 +536,6 @@
         <w:jc w:val="both"/>
         <w:rPr>
           <w:rFonts w:ascii="Titillium Web" w:hAnsi="Titillium Web"/>
-          <w:sz w:val="20"/>
-          <w:szCs w:val="20"/>
-        </w:rPr>
-      </w:pPr>
-    </w:p>
-    <w:p>
-      <w:pPr>
-        <w:jc w:val="both"/>
-        <w:rPr>
-          <w:rFonts w:ascii="Titillium Web" w:hAnsi="Titillium Web"/>
-          <w:sz w:val="20"/>
-          <w:szCs w:val="20"/>
-        </w:rPr>
-      </w:pPr>
-      <w:r>
-        <w:rPr>
-          <w:rFonts w:ascii="Titillium Web" w:hAnsi="Titillium Web"/>
-          <w:sz w:val="20"/>
-          <w:szCs w:val="20"/>
-        </w:rPr>
-        <w:t xml:space="preserve">En caso de daños, </w:t>
-      </w:r>
-      <w:r>
-        <w:rPr>
-          <w:rFonts w:ascii="Titillium Web" w:hAnsi="Titillium Web"/>
-          <w:sz w:val="20"/>
-          <w:szCs w:val="20"/>
-        </w:rPr>
-        <w:t>pérdidas</w:t>
-      </w:r>
-      <w:r>
-        <w:rPr>
-          <w:rFonts w:ascii="Titillium Web" w:hAnsi="Titillium Web"/>
-          <w:sz w:val="20"/>
-          <w:szCs w:val="20"/>
-        </w:rPr>
-        <w:t xml:space="preserve">, </w:t>
-      </w:r>
-      <w:r>
-        <w:rPr>
-          <w:rFonts w:ascii="Titillium Web" w:hAnsi="Titillium Web"/>
-          <w:sz w:val="20"/>
-          <w:szCs w:val="20"/>
-        </w:rPr>
-        <w:t xml:space="preserve">mal uso o negligencia en el manejo </w:t>
-      </w:r>
-      <w:r>
-        <w:rPr>
-          <w:rFonts w:ascii="Titillium Web" w:hAnsi="Titillium Web"/>
-          <w:sz w:val="20"/>
-          <w:szCs w:val="20"/>
-        </w:rPr>
-        <w:t xml:space="preserve">{delDeLosBien}</w:t>
-      </w:r>
-      <w:r>
-        <w:rPr>
-          <w:rFonts w:ascii="Titillium Web" w:hAnsi="Titillium Web"/>
-          <w:sz w:val="20"/>
-          <w:szCs w:val="20"/>
-        </w:rPr>
-        <w:t xml:space="preserve"> será responsabilidad exclusiva del personal del Ministerio del Ambiente y Energía</w:t>
-      </w:r>
-      <w:r>
-        <w:rPr>
-          <w:rFonts w:ascii="Titillium Web" w:hAnsi="Titillium Web"/>
-          <w:sz w:val="20"/>
-          <w:szCs w:val="20"/>
-        </w:rPr>
-        <w:t xml:space="preserve"> (MAE)</w:t>
-      </w:r>
-      <w:r>
-        <w:rPr>
-          <w:rFonts w:ascii="Titillium Web" w:hAnsi="Titillium Web"/>
-          <w:sz w:val="20"/>
-          <w:szCs w:val="20"/>
-        </w:rPr>
-        <w:t xml:space="preserve">. </w:t>
-      </w:r>
-    </w:p>
-    <w:p>
-      <w:pPr>
-        <w:jc w:val="both"/>
-        <w:rPr>
-          <w:rFonts w:ascii="Titillium Web" w:hAnsi="Titillium Web"/>
-          <w:b/>
-          <w:bCs/>
           <w:sz w:val="20"/>
           <w:szCs w:val="20"/>
         </w:rPr>
@@ -824,7 +746,7 @@
                 <w:sz w:val="20"/>
                 <w:szCs w:val="20"/>
               </w:rPr>
-              <w:t xml:space="preserve">{AdministradoraAP}</w:t>
+              <w:t>{AdministradoraAP}</w:t>
             </w:r>
             <w:r>
               <w:rPr>
@@ -919,7 +841,7 @@
                 <w:sz w:val="20"/>
                 <w:szCs w:val="20"/>
               </w:rPr>
-              <w:t xml:space="preserve">{AdminContador}</w:t>
+              <w:t>{AdminContador}</w:t>
             </w:r>
           </w:p>
           <w:p>
@@ -1463,29 +1385,7 @@
               <w:szCs w:val="20"/>
               <w:lang w:eastAsia="es-ES"/>
             </w:rPr>
-            <w:t>{</w:t>
-          </w:r>
-          <w:proofErr w:type="spellStart"/>
-          <w:r>
-            <w:rPr>
-              <w:rFonts w:ascii="Titillium Web" w:hAnsi="Titillium Web"/>
-              <w:bCs/>
-              <w:sz w:val="20"/>
-              <w:szCs w:val="20"/>
-              <w:lang w:eastAsia="es-ES"/>
-            </w:rPr>
-            <w:t>fechaRecepcion</w:t>
-          </w:r>
-          <w:proofErr w:type="spellEnd"/>
-          <w:r>
-            <w:rPr>
-              <w:rFonts w:ascii="Titillium Web" w:hAnsi="Titillium Web"/>
-              <w:bCs/>
-              <w:sz w:val="20"/>
-              <w:szCs w:val="20"/>
-              <w:lang w:eastAsia="es-ES"/>
-            </w:rPr>
-            <w:t>}</w:t>
+            <w:t>{fechaRecepcion}</w:t>
           </w:r>
         </w:p>
       </w:tc>
@@ -1726,27 +1626,7 @@
               <w:szCs w:val="20"/>
               <w:lang w:eastAsia="es-ES"/>
             </w:rPr>
-            <w:t xml:space="preserve"> {</w:t>
-          </w:r>
-          <w:proofErr w:type="spellStart"/>
-          <w:r>
-            <w:rPr>
-              <w:rFonts w:ascii="Titillium Web" w:hAnsi="Titillium Web"/>
-              <w:sz w:val="20"/>
-              <w:szCs w:val="20"/>
-              <w:lang w:eastAsia="es-ES"/>
-            </w:rPr>
-            <w:t>cedulaJefe</w:t>
-          </w:r>
-          <w:proofErr w:type="spellEnd"/>
-          <w:r>
-            <w:rPr>
-              <w:rFonts w:ascii="Titillium Web" w:hAnsi="Titillium Web"/>
-              <w:sz w:val="20"/>
-              <w:szCs w:val="20"/>
-              <w:lang w:eastAsia="es-ES"/>
-            </w:rPr>
-            <w:t>}</w:t>
+            <w:t xml:space="preserve"> {cedulaJefe}</w:t>
           </w:r>
         </w:p>
       </w:tc>
@@ -1818,27 +1698,7 @@
               <w:szCs w:val="20"/>
               <w:lang w:eastAsia="es-ES"/>
             </w:rPr>
-            <w:t>{</w:t>
-          </w:r>
-          <w:proofErr w:type="spellStart"/>
-          <w:r>
-            <w:rPr>
-              <w:rFonts w:ascii="Titillium Web" w:hAnsi="Titillium Web"/>
-              <w:sz w:val="20"/>
-              <w:szCs w:val="20"/>
-              <w:lang w:eastAsia="es-ES"/>
-            </w:rPr>
-            <w:t>correoJefe</w:t>
-          </w:r>
-          <w:proofErr w:type="spellEnd"/>
-          <w:r>
-            <w:rPr>
-              <w:rFonts w:ascii="Titillium Web" w:hAnsi="Titillium Web"/>
-              <w:sz w:val="20"/>
-              <w:szCs w:val="20"/>
-              <w:lang w:eastAsia="es-ES"/>
-            </w:rPr>
-            <w:t>}</w:t>
+            <w:t>{correoJefe}</w:t>
           </w:r>
         </w:p>
       </w:tc>
@@ -2579,6 +2439,7 @@
   <w:style w:type="character" w:default="1" w:styleId="Fuentedeprrafopredeter">
     <w:name w:val="Default Paragraph Font"/>
     <w:uiPriority w:val="1"/>
+    <w:semiHidden/>
     <w:unhideWhenUsed/>
   </w:style>
   <w:style w:type="table" w:default="1" w:styleId="Tablanormal">
